--- a/改板需求说明-V2.2-ESP32C3-降本.docx
+++ b/改板需求说明-V2.2-ESP32C3-降本.docx
@@ -7012,10 +7012,10 @@
         <w:rPr>
           <w:b/>
         </w:rPr>
-        <w:t>背壳必须是塑料（非金属）</w:t>
-      </w:r>
-      <w:r>
-        <w:t>，背面不得贴金属标牌、铝箔、NFC 金属贴等；装配后</w:t>
+        <w:t>背壳本体必须是塑料（非金属）</w:t>
+      </w:r>
+      <w:r>
+        <w:t>；装配后</w:t>
       </w:r>
       <w:r>
         <w:rPr>
@@ -7025,6 +7025,129 @@
       </w:r>
       <w:r>
         <w:t>（不能只看理论）。</w:t>
+      </w:r>
+    </w:p>
+    <w:p>
+      <w:pPr>
+        <w:pStyle w:val="ListNumber"/>
+      </w:pPr>
+      <w:r>
+        <w:rPr>
+          <w:b/>
+        </w:rPr>
+        <w:t>V2.2 新增：本产品外壳含"定制铁皮"装饰/结构件，必须遵守以下硬约束</w:t>
+      </w:r>
+      <w:r>
+        <w:t>（铁皮 = 金属平面，直接贴在天线后方会让天线失谐、通信距离暴跌）：</w:t>
+      </w:r>
+    </w:p>
+    <w:p>
+      <w:pPr>
+        <w:pStyle w:val="ListBullet"/>
+      </w:pPr>
+      <w:r>
+        <w:rPr>
+          <w:b/>
+        </w:rPr>
+        <w:t>天线正对区域必须完全避让</w:t>
+      </w:r>
+      <w:r>
+        <w:t>：铁皮（及任何金属件、磁铁、金属贴）</w:t>
+      </w:r>
+      <w:r>
+        <w:rPr>
+          <w:b/>
+        </w:rPr>
+        <w:t>不得覆盖模组天线及其前方净空区</w:t>
+      </w:r>
+      <w:r>
+        <w:t>；铁皮边缘与天线区</w:t>
+      </w:r>
+      <w:r>
+        <w:rPr>
+          <w:b/>
+        </w:rPr>
+        <w:t>至少留 15mm</w:t>
+      </w:r>
+    </w:p>
+    <w:p>
+      <w:pPr>
+        <w:pStyle w:val="ListBullet"/>
+      </w:pPr>
+      <w:r>
+        <w:t>推荐做法：</w:t>
+      </w:r>
+      <w:r>
+        <w:rPr>
+          <w:b/>
+        </w:rPr>
+        <w:t>铁皮只覆盖卡片主体（屏区）那一侧/那一段</w:t>
+      </w:r>
+      <w:r>
+        <w:t>，把</w:t>
+      </w:r>
+      <w:r>
+        <w:rPr>
+          <w:b/>
+        </w:rPr>
+        <w:t>模组天线端朝卡片另一端</w:t>
+      </w:r>
+      <w:r>
+        <w:t>，使天线周围无金属</w:t>
+      </w:r>
+    </w:p>
+    <w:p>
+      <w:pPr>
+        <w:pStyle w:val="ListBullet"/>
+      </w:pPr>
+      <w:r>
+        <w:rPr>
+          <w:b/>
+        </w:rPr>
+        <w:t>不要用"开缝/开窗"来解决问题</w:t>
+      </w:r>
+      <w:r>
+        <w:t>（slot 效果不稳定，不如直接避让）</w:t>
+      </w:r>
+    </w:p>
+    <w:p>
+      <w:pPr>
+        <w:pStyle w:val="ListBullet"/>
+      </w:pPr>
+      <w:r>
+        <w:t>若铁皮同时做磁吸结构：</w:t>
+      </w:r>
+      <w:r>
+        <w:rPr>
+          <w:b/>
+        </w:rPr>
+        <w:t>磁铁也不得进入天线净空区</w:t>
+      </w:r>
+      <w:r>
+        <w:t>，且不得压在电芯上</w:t>
+      </w:r>
+    </w:p>
+    <w:p>
+      <w:pPr>
+        <w:pStyle w:val="ListBullet"/>
+      </w:pPr>
+      <w:r>
+        <w:rPr>
+          <w:b/>
+        </w:rPr>
+        <w:t>验收改为实测</w:t>
+      </w:r>
+      <w:r>
+        <w:t>：装配完整机（含塑料壳 + 铁皮 + 电芯）后测 RSSI 与可用连接距离，与"裸板"对比，</w:t>
+      </w:r>
+      <w:r>
+        <w:rPr>
+          <w:b/>
+        </w:rPr>
+        <w:t>衰减超过 6dB 即判不合格</w:t>
+      </w:r>
+      <w:r>
+        <w:t>，需调整铁皮位置/面积</w:t>
       </w:r>
     </w:p>
     <w:p>
@@ -8415,6 +8538,12 @@
       <w:r>
         <w:t xml:space="preserve"> 范围内不放置金属件/电池/大块铜箔；模组尽量远离电芯与大块金属。</w:t>
       </w:r>
+      <w:r>
+        <w:rPr>
+          <w:b/>
+        </w:rPr>
+        <w:t>V2.2 补充：外壳的定制铁皮属于"大块金属"，同样受本条约束（见 §5.5 第 4 条）。</w:t>
+      </w:r>
     </w:p>
     <w:p>
       <w:pPr>
@@ -9565,6 +9694,79 @@
       </w:r>
       <w:r>
         <w:t>（加大焊盘/补强），不要改回 1.6mm</w:t>
+      </w:r>
+    </w:p>
+    <w:p>
+      <w:pPr>
+        <w:pStyle w:val="ListBullet"/>
+      </w:pPr>
+      <w:r>
+        <w:rPr>
+          <w:b/>
+        </w:rPr>
+        <w:t>【V2.2 待需求方提供】结构件资料</w:t>
+      </w:r>
+      <w:r>
+        <w:t>：定制</w:t>
+      </w:r>
+      <w:r>
+        <w:rPr>
+          <w:b/>
+        </w:rPr>
+        <w:t>铁皮的尺寸/位置/厚度/是否含磁铁</w:t>
+      </w:r>
+      <w:r>
+        <w:t>。用于与天线净空区做干涉核对（§5.5 第 4 条）。</w:t>
+      </w:r>
+      <w:r>
+        <w:rPr>
+          <w:b/>
+        </w:rPr>
+        <w:t>铁皮位置未确认前，天线净空区按"正对区域全避让"出图</w:t>
+      </w:r>
+      <w:r>
+        <w:t>，并在丝印/图纸上标出天线禁布区边界，便于结构件对齐。</w:t>
+      </w:r>
+    </w:p>
+    <w:p>
+      <w:pPr>
+        <w:pStyle w:val="ListBullet"/>
+      </w:pPr>
+      <w:r>
+        <w:rPr>
+          <w:b/>
+        </w:rPr>
+        <w:t>【V2.2 已更新成本口径】</w:t>
+      </w:r>
+      <w:r>
+        <w:t xml:space="preserve">墨水屏按 </w:t>
+      </w:r>
+      <w:r>
+        <w:rPr>
+          <w:b/>
+        </w:rPr>
+        <w:t>¥9（需求方给定）</w:t>
+      </w:r>
+      <w:r>
+        <w:t xml:space="preserve"> 计入；详见《BOM锁定表-V2.2》。</w:t>
+      </w:r>
+      <w:r>
+        <w:rPr>
+          <w:b/>
+        </w:rPr>
+        <w:t>请确认该 ¥9 屏是"黑白双色"还是"红黑白三色"</w:t>
+      </w:r>
+      <w:r>
+        <w:t xml:space="preserve">——两者 </w:t>
+      </w:r>
+      <w:r>
+        <w:rPr>
+          <w:b/>
+        </w:rPr>
+        <w:t>FPC 针数可能不同</w:t>
+      </w:r>
+      <w:r>
+        <w:t>，且影响固件是否使用红色。</w:t>
       </w:r>
     </w:p>
     <w:p>

--- a/改板需求说明-V2.2-ESP32C3-降本.docx
+++ b/改板需求说明-V2.2-ESP32C3-降本.docx
@@ -7035,10 +7035,37 @@
         <w:rPr>
           <w:b/>
         </w:rPr>
-        <w:t>V2.2 新增：本产品外壳含"定制铁皮"装饰/结构件，必须遵守以下硬约束</w:t>
-      </w:r>
-      <w:r>
-        <w:t>（铁皮 = 金属平面，直接贴在天线后方会让天线失谐、通信距离暴跌）：</w:t>
+        <w:t>V2.2 新增：外壳含"正面外观金属件"（拉丝质感，纯外观、仅正面）</w:t>
+      </w:r>
+      <w:r>
+        <w:t>。</w:t>
+      </w:r>
+      <w:r>
+        <w:rPr>
+          <w:b/>
+        </w:rPr>
+        <w:t>正面金属的射频风险远小于背面金属</w:t>
+      </w:r>
+      <w:r>
+        <w:t>，原因是：模组的 PCB 天线位于</w:t>
+      </w:r>
+      <w:r>
+        <w:rPr>
+          <w:b/>
+        </w:rPr>
+        <w:t>元件面、朝卡片背面辐射</w:t>
+      </w:r>
+      <w:r>
+        <w:t>，而正面金属与天线之间</w:t>
+      </w:r>
+      <w:r>
+        <w:rPr>
+          <w:b/>
+        </w:rPr>
+        <w:t>隔着 PCB 的地平面</w:t>
+      </w:r>
+      <w:r>
+        <w:t>。但仍须遵守以下要求：</w:t>
       </w:r>
     </w:p>
     <w:p>
@@ -7049,25 +7076,34 @@
         <w:rPr>
           <w:b/>
         </w:rPr>
-        <w:t>天线正对区域必须完全避让</w:t>
-      </w:r>
-      <w:r>
-        <w:t>：铁皮（及任何金属件、磁铁、金属贴）</w:t>
-      </w:r>
-      <w:r>
-        <w:rPr>
-          <w:b/>
-        </w:rPr>
-        <w:t>不得覆盖模组天线及其前方净空区</w:t>
-      </w:r>
-      <w:r>
-        <w:t>；铁皮边缘与天线区</w:t>
-      </w:r>
-      <w:r>
-        <w:rPr>
-          <w:b/>
-        </w:rPr>
-        <w:t>至少留 15mm</w:t>
+        <w:t>不得覆盖墨水屏显示区</w:t>
+      </w:r>
+      <w:r>
+        <w:t>：只做</w:t>
+      </w:r>
+      <w:r>
+        <w:rPr>
+          <w:b/>
+        </w:rPr>
+        <w:t>前框/装饰环</w:t>
+      </w:r>
+      <w:r>
+        <w:t>，按屏可见区（</w:t>
+      </w:r>
+      <w:r>
+        <w:rPr>
+          <w:b/>
+        </w:rPr>
+        <w:t>48.55 × 23.71mm</w:t>
+      </w:r>
+      <w:r>
+        <w:t xml:space="preserve">）开显示窗，四周留 </w:t>
+      </w:r>
+      <w:r>
+        <w:rPr>
+          <w:b/>
+        </w:rPr>
+        <w:t>0.3–0.5mm</w:t>
       </w:r>
     </w:p>
     <w:p>
@@ -7075,25 +7111,13 @@
         <w:pStyle w:val="ListBullet"/>
       </w:pPr>
       <w:r>
-        <w:t>推荐做法：</w:t>
-      </w:r>
-      <w:r>
-        <w:rPr>
-          <w:b/>
-        </w:rPr>
-        <w:t>铁皮只覆盖卡片主体（屏区）那一侧/那一段</w:t>
-      </w:r>
-      <w:r>
-        <w:t>，把</w:t>
-      </w:r>
-      <w:r>
-        <w:rPr>
-          <w:b/>
-        </w:rPr>
-        <w:t>模组天线端朝卡片另一端</w:t>
-      </w:r>
-      <w:r>
-        <w:t>，使天线周围无金属</w:t>
+        <w:rPr>
+          <w:b/>
+        </w:rPr>
+        <w:t>不得遮挡温湿度透气孔</w:t>
+      </w:r>
+      <w:r>
+        <w:t>（§5.7）——外观件与透气通道不能互相打架</w:t>
       </w:r>
     </w:p>
     <w:p>
@@ -7104,10 +7128,25 @@
         <w:rPr>
           <w:b/>
         </w:rPr>
-        <w:t>不要用"开缝/开窗"来解决问题</w:t>
-      </w:r>
-      <w:r>
-        <w:t>（slot 效果不稳定，不如直接避让）</w:t>
+        <w:t>尽量避让天线正对的那一段（尾部区）</w:t>
+      </w:r>
+      <w:r>
+        <w:t>：前框在尾部区一侧</w:t>
+      </w:r>
+      <w:r>
+        <w:rPr>
+          <w:b/>
+        </w:rPr>
+        <w:t>尽量收窄或断开</w:t>
+      </w:r>
+      <w:r>
+        <w:t>；若结构上无法避免，金属件边缘与天线区投影</w:t>
+      </w:r>
+      <w:r>
+        <w:rPr>
+          <w:b/>
+        </w:rPr>
+        <w:t>至少留 15mm</w:t>
       </w:r>
     </w:p>
     <w:p>
@@ -7115,16 +7154,67 @@
         <w:pStyle w:val="ListBullet"/>
       </w:pPr>
       <w:r>
-        <w:t>若铁皮同时做磁吸结构：</w:t>
-      </w:r>
-      <w:r>
-        <w:rPr>
-          <w:b/>
-        </w:rPr>
-        <w:t>磁铁也不得进入天线净空区</w:t>
-      </w:r>
-      <w:r>
-        <w:t>，且不得压在电芯上</w:t>
+        <w:rPr>
+          <w:b/>
+        </w:rPr>
+        <w:t>材料建议：用"拉丝铝 + 阳极氧化"，不要用铁/碳钢</w:t>
+      </w:r>
+      <w:r>
+        <w:t>——①</w:t>
+      </w:r>
+      <w:r>
+        <w:rPr>
+          <w:b/>
+        </w:rPr>
+        <w:t>铁会生锈</w:t>
+      </w:r>
+      <w:r>
+        <w:t>，必须电镀/喷涂，盐雾风险高；②</w:t>
+      </w:r>
+      <w:r>
+        <w:rPr>
+          <w:b/>
+        </w:rPr>
+        <w:t>铁是铁磁性材料</w:t>
+      </w:r>
+      <w:r>
+        <w:t>，对磁吸/磁场不友好；③</w:t>
+      </w:r>
+      <w:r>
+        <w:rPr>
+          <w:b/>
+        </w:rPr>
+        <w:t>重量差 3 倍</w:t>
+      </w:r>
+      <w:r>
+        <w:t xml:space="preserve">（同 0.3mm：铝 </w:t>
+      </w:r>
+      <w:r>
+        <w:rPr>
+          <w:b/>
+        </w:rPr>
+        <w:t>1.5g</w:t>
+      </w:r>
+      <w:r>
+        <w:t xml:space="preserve"> vs 铁 </w:t>
+      </w:r>
+      <w:r>
+        <w:rPr>
+          <w:b/>
+        </w:rPr>
+        <w:t>4.4g</w:t>
+      </w:r>
+      <w:r>
+        <w:t>，本表下方已实算）；④铝拉丝+阳极的</w:t>
+      </w:r>
+      <w:r>
+        <w:rPr>
+          <w:b/>
+        </w:rPr>
+        <w:t>质感与抗指纹</w:t>
+      </w:r>
+      <w:r>
+        <w:t>更好</w:t>
       </w:r>
     </w:p>
     <w:p>
@@ -7135,10 +7225,19 @@
         <w:rPr>
           <w:b/>
         </w:rPr>
-        <w:t>验收改为实测</w:t>
-      </w:r>
-      <w:r>
-        <w:t>：装配完整机（含塑料壳 + 铁皮 + 电芯）后测 RSSI 与可用连接距离，与"裸板"对比，</w:t>
+        <w:t>验收必须做</w:t>
+      </w:r>
+      <w:r>
+        <w:t>：装配完整机（塑料壳 + 正面金属件 + 电芯 + 屏）后</w:t>
+      </w:r>
+      <w:r>
+        <w:rPr>
+          <w:b/>
+        </w:rPr>
+        <w:t>实测 RSSI 与可用连接距离</w:t>
+      </w:r>
+      <w:r>
+        <w:t>，与"裸板"对比，</w:t>
       </w:r>
       <w:r>
         <w:rPr>
@@ -7147,7 +7246,43 @@
         <w:t>衰减超过 6dB 即判不合格</w:t>
       </w:r>
       <w:r>
-        <w:t>，需调整铁皮位置/面积</w:t>
+        <w:t>，需调整金属件位置/面积</w:t>
+      </w:r>
+    </w:p>
+    <w:p>
+      <w:r>
+        <w:rPr>
+          <w:b/>
+        </w:rPr>
+        <w:t>附：外观件重量实算（67×28mm 未扣窗，厚 0.3 / 0.5mm）</w:t>
+      </w:r>
+    </w:p>
+    <w:p>
+      <w:pPr>
+        <w:pStyle w:val="ListBullet"/>
+      </w:pPr>
+      <w:r>
+        <w:t>铝（2.7 g/cm³）：</w:t>
+      </w:r>
+      <w:r>
+        <w:rPr>
+          <w:b/>
+        </w:rPr>
+        <w:t>1.52g / 2.53g</w:t>
+      </w:r>
+    </w:p>
+    <w:p>
+      <w:pPr>
+        <w:pStyle w:val="ListBullet"/>
+      </w:pPr>
+      <w:r>
+        <w:t>铁·钢（7.87 g/cm³）：</w:t>
+      </w:r>
+      <w:r>
+        <w:rPr>
+          <w:b/>
+        </w:rPr>
+        <w:t>4.43g / 7.38g</w:t>
       </w:r>
     </w:p>
     <w:p>
@@ -8542,7 +8677,7 @@
         <w:rPr>
           <w:b/>
         </w:rPr>
-        <w:t>V2.2 补充：外壳的定制铁皮属于"大块金属"，同样受本条约束（见 §5.5 第 4 条）。</w:t>
+        <w:t>V2.2 补充：外壳的正面外观金属件（拉丝铝/铁）按 §5.5 第 4 条执行；天线净空区内不得有任何金属（含外观件伸入）。</w:t>
       </w:r>
     </w:p>
     <w:p>
@@ -9704,16 +9839,25 @@
         <w:rPr>
           <w:b/>
         </w:rPr>
-        <w:t>【V2.2 待需求方提供】结构件资料</w:t>
-      </w:r>
-      <w:r>
-        <w:t>：定制</w:t>
-      </w:r>
-      <w:r>
-        <w:rPr>
-          <w:b/>
-        </w:rPr>
-        <w:t>铁皮的尺寸/位置/厚度/是否含磁铁</w:t>
+        <w:t>【V2.2 待需求方提供】正面外观件资料</w:t>
+      </w:r>
+      <w:r>
+        <w:t>：</w:t>
+      </w:r>
+      <w:r>
+        <w:rPr>
+          <w:b/>
+        </w:rPr>
+        <w:t>尺寸/厚度/开窗（显示窗 + 透气孔）/拉丝方向/阳极颜色</w:t>
+      </w:r>
+      <w:r>
+        <w:t>，以及</w:t>
+      </w:r>
+      <w:r>
+        <w:rPr>
+          <w:b/>
+        </w:rPr>
+        <w:t>是否含磁吸件</w:t>
       </w:r>
       <w:r>
         <w:t>。用于与天线净空区做干涉核对（§5.5 第 4 条）。</w:t>
@@ -9722,10 +9866,28 @@
         <w:rPr>
           <w:b/>
         </w:rPr>
-        <w:t>铁皮位置未确认前，天线净空区按"正对区域全避让"出图</w:t>
-      </w:r>
-      <w:r>
-        <w:t>，并在丝印/图纸上标出天线禁布区边界，便于结构件对齐。</w:t>
+        <w:t>资料未到前</w:t>
+      </w:r>
+      <w:r>
+        <w:t>，天线净空区按"正对区域全避让"出图，并在图纸/丝印上标出</w:t>
+      </w:r>
+      <w:r>
+        <w:rPr>
+          <w:b/>
+        </w:rPr>
+        <w:t>天线禁布区边界</w:t>
+      </w:r>
+      <w:r>
+        <w:t>，便于结构件对齐。</w:t>
+      </w:r>
+      <w:r>
+        <w:rPr>
+          <w:b/>
+        </w:rPr>
+        <w:t>材料按"拉丝铝 + 阳极氧化"准备</w:t>
+      </w:r>
+      <w:r>
+        <w:t>（不建议铁/碳钢）。</w:t>
       </w:r>
     </w:p>
     <w:p>
